--- a/文件/競賽的相關東西/114年_專題成果參與校外競賽認列申請表 所有競賽/114年_專題成果參與校外競賽認列申請表 - 青春靓點子.docx
+++ b/文件/競賽的相關東西/114年_專題成果參與校外競賽認列申請表 所有競賽/114年_專題成果參與校外競賽認列申請表 - 青春靓點子.docx
@@ -850,7 +850,7 @@
               <w:spacing w:line="360" w:lineRule="auto"/>
               <w:jc w:val="both"/>
               <w:rPr>
-                <w:rFonts w:ascii="新細明體" w:eastAsia="新細明體" w:hAnsi="新細明體" w:hint="eastAsia"/>
+                <w:rFonts w:ascii="新細明體" w:eastAsia="新細明體" w:hAnsi="新細明體"/>
                 <w:sz w:val="26"/>
                 <w:szCs w:val="26"/>
               </w:rPr>
@@ -2148,7 +2148,58 @@
       </w:pPr>
       <w:r>
         <w:rPr>
+          <w:noProof/>
+        </w:rPr>
+        <w:drawing>
+          <wp:inline distT="0" distB="0" distL="0" distR="0" wp14:anchorId="19DA0561" wp14:editId="5C0D1D99">
+            <wp:extent cx="5274310" cy="2965450"/>
+            <wp:effectExtent l="0" t="0" r="2540" b="6350"/>
+            <wp:docPr id="1896502193" name="圖片 1" descr="一張含有 文字, 螢幕擷取畫面, 軟體, 電腦 的圖片&#10;&#10;AI 產生的內容可能不正確。"/>
+            <wp:cNvGraphicFramePr>
+              <a:graphicFrameLocks xmlns:a="http://schemas.openxmlformats.org/drawingml/2006/main" noChangeAspect="1"/>
+            </wp:cNvGraphicFramePr>
+            <a:graphic xmlns:a="http://schemas.openxmlformats.org/drawingml/2006/main">
+              <a:graphicData uri="http://schemas.openxmlformats.org/drawingml/2006/picture">
+                <pic:pic xmlns:pic="http://schemas.openxmlformats.org/drawingml/2006/picture">
+                  <pic:nvPicPr>
+                    <pic:cNvPr id="1896502193" name="圖片 1" descr="一張含有 文字, 螢幕擷取畫面, 軟體, 電腦 的圖片&#10;&#10;AI 產生的內容可能不正確。"/>
+                    <pic:cNvPicPr/>
+                  </pic:nvPicPr>
+                  <pic:blipFill>
+                    <a:blip r:embed="rId7"/>
+                    <a:stretch>
+                      <a:fillRect/>
+                    </a:stretch>
+                  </pic:blipFill>
+                  <pic:spPr>
+                    <a:xfrm>
+                      <a:off x="0" y="0"/>
+                      <a:ext cx="5274310" cy="2965450"/>
+                    </a:xfrm>
+                    <a:prstGeom prst="rect">
+                      <a:avLst/>
+                    </a:prstGeom>
+                  </pic:spPr>
+                </pic:pic>
+              </a:graphicData>
+            </a:graphic>
+          </wp:inline>
+        </w:drawing>
+      </w:r>
+    </w:p>
+    <w:p>
+      <w:pPr>
+        <w:rPr>
+          <w:rFonts w:hint="eastAsia"/>
           <w:b/>
+          <w:sz w:val="20"/>
+          <w:szCs w:val="20"/>
+        </w:rPr>
+      </w:pPr>
+      <w:r>
+        <w:rPr>
+          <w:b/>
+          <w:noProof/>
           <w:sz w:val="20"/>
           <w:szCs w:val="20"/>
         </w:rPr>
@@ -2168,7 +2219,7 @@
                     <pic:cNvPicPr/>
                   </pic:nvPicPr>
                   <pic:blipFill>
-                    <a:blip r:embed="rId7"/>
+                    <a:blip r:embed="rId8"/>
                     <a:stretch>
                       <a:fillRect/>
                     </a:stretch>
@@ -2219,7 +2270,7 @@
                     </pic:cNvPicPr>
                   </pic:nvPicPr>
                   <pic:blipFill>
-                    <a:blip r:embed="rId8">
+                    <a:blip r:embed="rId9">
                       <a:extLst>
                         <a:ext uri="{28A0092B-C50C-407E-A947-70E740481C1C}">
                           <a14:useLocalDpi xmlns:a14="http://schemas.microsoft.com/office/drawing/2010/main" val="0"/>
@@ -2252,7 +2303,7 @@
       </w:r>
     </w:p>
     <w:sectPr>
-      <w:footerReference w:type="default" r:id="rId9"/>
+      <w:footerReference w:type="default" r:id="rId10"/>
       <w:pgSz w:w="11906" w:h="16838"/>
       <w:pgMar w:top="289" w:right="851" w:bottom="295" w:left="851" w:header="0" w:footer="283" w:gutter="0"/>
       <w:cols w:space="425"/>
@@ -3054,6 +3105,7 @@
   <w:style w:type="character" w:default="1" w:styleId="a0">
     <w:name w:val="Default Paragraph Font"/>
     <w:uiPriority w:val="1"/>
+    <w:semiHidden/>
     <w:unhideWhenUsed/>
   </w:style>
   <w:style w:type="table" w:default="1" w:styleId="a1">

--- a/文件/競賽的相關東西/114年_專題成果參與校外競賽認列申請表 所有競賽/114年_專題成果參與校外競賽認列申請表 - 青春靓點子.docx
+++ b/文件/競賽的相關東西/114年_專題成果參與校外競賽認列申請表 所有競賽/114年_專題成果參與校外競賽認列申請表 - 青春靓點子.docx
@@ -2140,7 +2140,6 @@
     <w:p>
       <w:pPr>
         <w:rPr>
-          <w:rFonts w:hint="eastAsia"/>
           <w:b/>
           <w:sz w:val="20"/>
           <w:szCs w:val="20"/>
@@ -2190,7 +2189,6 @@
     <w:p>
       <w:pPr>
         <w:rPr>
-          <w:rFonts w:hint="eastAsia"/>
           <w:b/>
           <w:sz w:val="20"/>
           <w:szCs w:val="20"/>
@@ -2199,15 +2197,14 @@
       <w:r>
         <w:rPr>
           <w:b/>
-          <w:noProof/>
           <w:sz w:val="20"/>
           <w:szCs w:val="20"/>
         </w:rPr>
         <w:drawing>
-          <wp:inline distT="0" distB="0" distL="0" distR="0" wp14:anchorId="494F8D47" wp14:editId="6AF6EA49">
-            <wp:extent cx="6479540" cy="2892425"/>
-            <wp:effectExtent l="0" t="0" r="0" b="3175"/>
-            <wp:docPr id="605197108" name="圖片 1" descr="一張含有 文字, 螢幕擷取畫面, 字型 的圖片&#10;&#10;AI 產生的內容可能不正確。"/>
+          <wp:inline distT="0" distB="0" distL="0" distR="0" wp14:anchorId="0EF5A96E" wp14:editId="23FE7F0D">
+            <wp:extent cx="6479540" cy="2680970"/>
+            <wp:effectExtent l="0" t="0" r="0" b="5080"/>
+            <wp:docPr id="2113958285" name="圖片 1"/>
             <wp:cNvGraphicFramePr>
               <a:graphicFrameLocks xmlns:a="http://schemas.openxmlformats.org/drawingml/2006/main" noChangeAspect="1"/>
             </wp:cNvGraphicFramePr>
@@ -2215,7 +2212,7 @@
               <a:graphicData uri="http://schemas.openxmlformats.org/drawingml/2006/picture">
                 <pic:pic xmlns:pic="http://schemas.openxmlformats.org/drawingml/2006/picture">
                   <pic:nvPicPr>
-                    <pic:cNvPr id="605197108" name="圖片 1" descr="一張含有 文字, 螢幕擷取畫面, 字型 的圖片&#10;&#10;AI 產生的內容可能不正確。"/>
+                    <pic:cNvPr id="2113958285" name=""/>
                     <pic:cNvPicPr/>
                   </pic:nvPicPr>
                   <pic:blipFill>
@@ -2227,7 +2224,7 @@
                   <pic:spPr>
                     <a:xfrm>
                       <a:off x="0" y="0"/>
-                      <a:ext cx="6479540" cy="2892425"/>
+                      <a:ext cx="6479540" cy="2680970"/>
                     </a:xfrm>
                     <a:prstGeom prst="rect">
                       <a:avLst/>
